--- a/docs/INFORME_JENKINS_MATEO_ORTEGA.docx
+++ b/docs/INFORME_JENKINS_MATEO_ORTEGA.docx
@@ -398,7 +398,7 @@
               <a:graphicData uri="http://schemas.openxmlformats.org/drawingml/2006/picture">
                 <pic:pic>
                   <pic:nvPicPr>
-                    <pic:cNvPr id="0" name="02-build-exitoso.png"/>
+                    <pic:cNvPr id="0" name="04-artefactos.png"/>
                     <pic:cNvPicPr/>
                   </pic:nvPicPr>
                   <pic:blipFill>
@@ -431,7 +431,7 @@
         <w:rPr>
           <w:sz w:val="16"/>
         </w:rPr>
-        <w:t>Figura 3. Build exitoso con JAR ejecutable, frontend dist, logs y commit descargado de GitHub.</w:t>
+        <w:t>Figura 3. Artefactos disponibles: JAR ejecutable, frontend dist y logs de compilación.</w:t>
       </w:r>
     </w:p>
     <w:p>
